--- a/要件定義/ユースケース仕様書/UC5.docx
+++ b/要件定義/ユースケース仕様書/UC5.docx
@@ -1,6 +1,6 @@
 
 <file path=word/document.xml><?xml version="1.0" encoding="utf-8"?>
-<w:document xmlns:wpc="http://schemas.microsoft.com/office/word/2010/wordprocessingCanvas" xmlns:cx="http://schemas.microsoft.com/office/drawing/2014/chartex" xmlns:cx1="http://schemas.microsoft.com/office/drawing/2015/9/8/chartex" xmlns:cx2="http://schemas.microsoft.com/office/drawing/2015/10/21/chartex" xmlns:cx3="http://schemas.microsoft.com/office/drawing/2016/5/9/chartex" xmlns:cx4="http://schemas.microsoft.com/office/drawing/2016/5/10/chartex" xmlns:cx5="http://schemas.microsoft.com/office/drawing/2016/5/11/chartex" xmlns:cx6="http://schemas.microsoft.com/office/drawing/2016/5/12/chartex" xmlns:cx7="http://schemas.microsoft.com/office/drawing/2016/5/13/chartex" xmlns:cx8="http://schemas.microsoft.com/office/drawing/2016/5/14/chartex" xmlns:mc="http://schemas.openxmlformats.org/markup-compatibility/2006" xmlns:aink="http://schemas.microsoft.com/office/drawing/2016/ink" xmlns:am3d="http://schemas.microsoft.com/office/drawing/2017/model3d" xmlns:o="urn:schemas-microsoft-com:office:office" xmlns:oel="http://schemas.microsoft.com/office/2019/extlst" xmlns:r="http://schemas.openxmlformats.org/officeDocument/2006/relationships" xmlns:m="http://schemas.openxmlformats.org/officeDocument/2006/math" xmlns:v="urn:schemas-microsoft-com:vml" xmlns:wp14="http://schemas.microsoft.com/office/word/2010/wordprocessingDrawing" xmlns:wp="http://schemas.openxmlformats.org/drawingml/2006/wordprocessingDrawing" xmlns:w10="urn:schemas-microsoft-com:office:word" xmlns:w="http://schemas.openxmlformats.org/wordprocessingml/2006/main" xmlns:w14="http://schemas.microsoft.com/office/word/2010/wordml" xmlns:w15="http://schemas.microsoft.com/office/word/2012/wordml" xmlns:w16cex="http://schemas.microsoft.com/office/word/2018/wordml/cex" xmlns:w16cid="http://schemas.microsoft.com/office/word/2016/wordml/cid" xmlns:w16="http://schemas.microsoft.com/office/word/2018/wordml" xmlns:w16du="http://schemas.microsoft.com/office/word/2023/wordml/word16du" xmlns:w16sdtdh="http://schemas.microsoft.com/office/word/2020/wordml/sdtdatahash" xmlns:w16sdtfl="http://schemas.microsoft.com/office/word/2024/wordml/sdtformatlock" xmlns:w16se="http://schemas.microsoft.com/office/word/2015/wordml/symex" xmlns:wpg="http://schemas.microsoft.com/office/word/2010/wordprocessingGroup" xmlns:wpi="http://schemas.microsoft.com/office/word/2010/wordprocessingInk" xmlns:wne="http://schemas.microsoft.com/office/word/2006/wordml" xmlns:wps="http://schemas.microsoft.com/office/word/2010/wordprocessingShape" mc:Ignorable="w14 w15 w16se w16cid w16 w16cex w16sdtdh w16sdtfl w16du wp14">
+<w:document xmlns:wpc="http://schemas.microsoft.com/office/word/2010/wordprocessingCanvas" xmlns:cx="http://schemas.microsoft.com/office/drawing/2014/chartex" xmlns:cx1="http://schemas.microsoft.com/office/drawing/2015/9/8/chartex" xmlns:cx2="http://schemas.microsoft.com/office/drawing/2015/10/21/chartex" xmlns:cx3="http://schemas.microsoft.com/office/drawing/2016/5/9/chartex" xmlns:cx4="http://schemas.microsoft.com/office/drawing/2016/5/10/chartex" xmlns:cx5="http://schemas.microsoft.com/office/drawing/2016/5/11/chartex" xmlns:cx6="http://schemas.microsoft.com/office/drawing/2016/5/12/chartex" xmlns:cx7="http://schemas.microsoft.com/office/drawing/2016/5/13/chartex" xmlns:cx8="http://schemas.microsoft.com/office/drawing/2016/5/14/chartex" xmlns:mc="http://schemas.openxmlformats.org/markup-compatibility/2006" xmlns:aink="http://schemas.microsoft.com/office/drawing/2016/ink" xmlns:am3d="http://schemas.microsoft.com/office/drawing/2017/model3d" xmlns:o="urn:schemas-microsoft-com:office:office" xmlns:r="http://schemas.openxmlformats.org/officeDocument/2006/relationships" xmlns:m="http://schemas.openxmlformats.org/officeDocument/2006/math" xmlns:v="urn:schemas-microsoft-com:vml" xmlns:wp14="http://schemas.microsoft.com/office/word/2010/wordprocessingDrawing" xmlns:wp="http://schemas.openxmlformats.org/drawingml/2006/wordprocessingDrawing" xmlns:w10="urn:schemas-microsoft-com:office:word" xmlns:w="http://schemas.openxmlformats.org/wordprocessingml/2006/main" xmlns:w14="http://schemas.microsoft.com/office/word/2010/wordml" xmlns:w15="http://schemas.microsoft.com/office/word/2012/wordml" xmlns:w16cid="http://schemas.microsoft.com/office/word/2016/wordml/cid" xmlns:w16se="http://schemas.microsoft.com/office/word/2015/wordml/symex" xmlns:wpg="http://schemas.microsoft.com/office/word/2010/wordprocessingGroup" xmlns:wpi="http://schemas.microsoft.com/office/word/2010/wordprocessingInk" xmlns:wne="http://schemas.microsoft.com/office/word/2006/wordml" xmlns:wps="http://schemas.microsoft.com/office/word/2010/wordprocessingShape" mc:Ignorable="w14 w15 w16se w16cid wp14">
   <w:body>
     <w:p>
       <w:pPr>
@@ -476,9 +476,6 @@
           <w:ilvl w:val="0"/>
           <w:numId w:val="1"/>
         </w:numPr>
-        <w:rPr>
-          <w:rFonts w:hint="eastAsia"/>
-        </w:rPr>
       </w:pPr>
       <w:r>
         <w:t>システムはユーザーの解答と正解情報を比較</w:t>
@@ -509,7 +506,18 @@
         </w:numPr>
       </w:pPr>
       <w:r>
-        <w:t xml:space="preserve">システムはユーザーID、問題ID、選択した選択肢、正誤結果を解答履歴として登録する。 </w:t>
+        <w:t>システムはユーザーID、問題ID、選択した選択肢、正誤結果</w:t>
+      </w:r>
+      <w:r>
+        <w:rPr>
+          <w:rFonts w:hint="eastAsia"/>
+        </w:rPr>
+        <w:t>、解答日時</w:t>
+      </w:r>
+      <w:bookmarkStart w:id="0" w:name="_GoBack"/>
+      <w:bookmarkEnd w:id="0"/>
+      <w:r>
+        <w:t xml:space="preserve">を解答履歴として登録する。 </w:t>
       </w:r>
     </w:p>
     <w:p>
@@ -738,7 +746,7 @@
 </file>
 
 <file path=word/endnotes.xml><?xml version="1.0" encoding="utf-8"?>
-<w:endnotes xmlns:wpc="http://schemas.microsoft.com/office/word/2010/wordprocessingCanvas" xmlns:cx="http://schemas.microsoft.com/office/drawing/2014/chartex" xmlns:cx1="http://schemas.microsoft.com/office/drawing/2015/9/8/chartex" xmlns:cx2="http://schemas.microsoft.com/office/drawing/2015/10/21/chartex" xmlns:cx3="http://schemas.microsoft.com/office/drawing/2016/5/9/chartex" xmlns:cx4="http://schemas.microsoft.com/office/drawing/2016/5/10/chartex" xmlns:cx5="http://schemas.microsoft.com/office/drawing/2016/5/11/chartex" xmlns:cx6="http://schemas.microsoft.com/office/drawing/2016/5/12/chartex" xmlns:cx7="http://schemas.microsoft.com/office/drawing/2016/5/13/chartex" xmlns:cx8="http://schemas.microsoft.com/office/drawing/2016/5/14/chartex" xmlns:mc="http://schemas.openxmlformats.org/markup-compatibility/2006" xmlns:aink="http://schemas.microsoft.com/office/drawing/2016/ink" xmlns:am3d="http://schemas.microsoft.com/office/drawing/2017/model3d" xmlns:o="urn:schemas-microsoft-com:office:office" xmlns:oel="http://schemas.microsoft.com/office/2019/extlst" xmlns:r="http://schemas.openxmlformats.org/officeDocument/2006/relationships" xmlns:m="http://schemas.openxmlformats.org/officeDocument/2006/math" xmlns:v="urn:schemas-microsoft-com:vml" xmlns:wp14="http://schemas.microsoft.com/office/word/2010/wordprocessingDrawing" xmlns:wp="http://schemas.openxmlformats.org/drawingml/2006/wordprocessingDrawing" xmlns:w10="urn:schemas-microsoft-com:office:word" xmlns:w="http://schemas.openxmlformats.org/wordprocessingml/2006/main" xmlns:w14="http://schemas.microsoft.com/office/word/2010/wordml" xmlns:w15="http://schemas.microsoft.com/office/word/2012/wordml" xmlns:w16cex="http://schemas.microsoft.com/office/word/2018/wordml/cex" xmlns:w16cid="http://schemas.microsoft.com/office/word/2016/wordml/cid" xmlns:w16="http://schemas.microsoft.com/office/word/2018/wordml" xmlns:w16du="http://schemas.microsoft.com/office/word/2023/wordml/word16du" xmlns:w16sdtdh="http://schemas.microsoft.com/office/word/2020/wordml/sdtdatahash" xmlns:w16sdtfl="http://schemas.microsoft.com/office/word/2024/wordml/sdtformatlock" xmlns:w16se="http://schemas.microsoft.com/office/word/2015/wordml/symex" xmlns:wpg="http://schemas.microsoft.com/office/word/2010/wordprocessingGroup" xmlns:wpi="http://schemas.microsoft.com/office/word/2010/wordprocessingInk" xmlns:wne="http://schemas.microsoft.com/office/word/2006/wordml" xmlns:wps="http://schemas.microsoft.com/office/word/2010/wordprocessingShape" mc:Ignorable="w14 w15 w16se w16cid w16 w16cex w16sdtdh w16sdtfl w16du wp14">
+<w:endnotes xmlns:wpc="http://schemas.microsoft.com/office/word/2010/wordprocessingCanvas" xmlns:cx="http://schemas.microsoft.com/office/drawing/2014/chartex" xmlns:cx1="http://schemas.microsoft.com/office/drawing/2015/9/8/chartex" xmlns:cx2="http://schemas.microsoft.com/office/drawing/2015/10/21/chartex" xmlns:cx3="http://schemas.microsoft.com/office/drawing/2016/5/9/chartex" xmlns:cx4="http://schemas.microsoft.com/office/drawing/2016/5/10/chartex" xmlns:cx5="http://schemas.microsoft.com/office/drawing/2016/5/11/chartex" xmlns:cx6="http://schemas.microsoft.com/office/drawing/2016/5/12/chartex" xmlns:cx7="http://schemas.microsoft.com/office/drawing/2016/5/13/chartex" xmlns:cx8="http://schemas.microsoft.com/office/drawing/2016/5/14/chartex" xmlns:mc="http://schemas.openxmlformats.org/markup-compatibility/2006" xmlns:aink="http://schemas.microsoft.com/office/drawing/2016/ink" xmlns:am3d="http://schemas.microsoft.com/office/drawing/2017/model3d" xmlns:o="urn:schemas-microsoft-com:office:office" xmlns:r="http://schemas.openxmlformats.org/officeDocument/2006/relationships" xmlns:m="http://schemas.openxmlformats.org/officeDocument/2006/math" xmlns:v="urn:schemas-microsoft-com:vml" xmlns:wp14="http://schemas.microsoft.com/office/word/2010/wordprocessingDrawing" xmlns:wp="http://schemas.openxmlformats.org/drawingml/2006/wordprocessingDrawing" xmlns:w10="urn:schemas-microsoft-com:office:word" xmlns:w="http://schemas.openxmlformats.org/wordprocessingml/2006/main" xmlns:w14="http://schemas.microsoft.com/office/word/2010/wordml" xmlns:w15="http://schemas.microsoft.com/office/word/2012/wordml" xmlns:w16cid="http://schemas.microsoft.com/office/word/2016/wordml/cid" xmlns:w16se="http://schemas.microsoft.com/office/word/2015/wordml/symex" xmlns:wpg="http://schemas.microsoft.com/office/word/2010/wordprocessingGroup" xmlns:wpi="http://schemas.microsoft.com/office/word/2010/wordprocessingInk" xmlns:wne="http://schemas.microsoft.com/office/word/2006/wordml" xmlns:wps="http://schemas.microsoft.com/office/word/2010/wordprocessingShape" mc:Ignorable="w14 w15 w16se w16cid wp14">
   <w:endnote w:type="separator" w:id="-1">
     <w:p>
       <w:r>
@@ -757,7 +765,7 @@
 </file>
 
 <file path=word/footnotes.xml><?xml version="1.0" encoding="utf-8"?>
-<w:footnotes xmlns:wpc="http://schemas.microsoft.com/office/word/2010/wordprocessingCanvas" xmlns:cx="http://schemas.microsoft.com/office/drawing/2014/chartex" xmlns:cx1="http://schemas.microsoft.com/office/drawing/2015/9/8/chartex" xmlns:cx2="http://schemas.microsoft.com/office/drawing/2015/10/21/chartex" xmlns:cx3="http://schemas.microsoft.com/office/drawing/2016/5/9/chartex" xmlns:cx4="http://schemas.microsoft.com/office/drawing/2016/5/10/chartex" xmlns:cx5="http://schemas.microsoft.com/office/drawing/2016/5/11/chartex" xmlns:cx6="http://schemas.microsoft.com/office/drawing/2016/5/12/chartex" xmlns:cx7="http://schemas.microsoft.com/office/drawing/2016/5/13/chartex" xmlns:cx8="http://schemas.microsoft.com/office/drawing/2016/5/14/chartex" xmlns:mc="http://schemas.openxmlformats.org/markup-compatibility/2006" xmlns:aink="http://schemas.microsoft.com/office/drawing/2016/ink" xmlns:am3d="http://schemas.microsoft.com/office/drawing/2017/model3d" xmlns:o="urn:schemas-microsoft-com:office:office" xmlns:oel="http://schemas.microsoft.com/office/2019/extlst" xmlns:r="http://schemas.openxmlformats.org/officeDocument/2006/relationships" xmlns:m="http://schemas.openxmlformats.org/officeDocument/2006/math" xmlns:v="urn:schemas-microsoft-com:vml" xmlns:wp14="http://schemas.microsoft.com/office/word/2010/wordprocessingDrawing" xmlns:wp="http://schemas.openxmlformats.org/drawingml/2006/wordprocessingDrawing" xmlns:w10="urn:schemas-microsoft-com:office:word" xmlns:w="http://schemas.openxmlformats.org/wordprocessingml/2006/main" xmlns:w14="http://schemas.microsoft.com/office/word/2010/wordml" xmlns:w15="http://schemas.microsoft.com/office/word/2012/wordml" xmlns:w16cex="http://schemas.microsoft.com/office/word/2018/wordml/cex" xmlns:w16cid="http://schemas.microsoft.com/office/word/2016/wordml/cid" xmlns:w16="http://schemas.microsoft.com/office/word/2018/wordml" xmlns:w16du="http://schemas.microsoft.com/office/word/2023/wordml/word16du" xmlns:w16sdtdh="http://schemas.microsoft.com/office/word/2020/wordml/sdtdatahash" xmlns:w16sdtfl="http://schemas.microsoft.com/office/word/2024/wordml/sdtformatlock" xmlns:w16se="http://schemas.microsoft.com/office/word/2015/wordml/symex" xmlns:wpg="http://schemas.microsoft.com/office/word/2010/wordprocessingGroup" xmlns:wpi="http://schemas.microsoft.com/office/word/2010/wordprocessingInk" xmlns:wne="http://schemas.microsoft.com/office/word/2006/wordml" xmlns:wps="http://schemas.microsoft.com/office/word/2010/wordprocessingShape" mc:Ignorable="w14 w15 w16se w16cid w16 w16cex w16sdtdh w16sdtfl w16du wp14">
+<w:footnotes xmlns:wpc="http://schemas.microsoft.com/office/word/2010/wordprocessingCanvas" xmlns:cx="http://schemas.microsoft.com/office/drawing/2014/chartex" xmlns:cx1="http://schemas.microsoft.com/office/drawing/2015/9/8/chartex" xmlns:cx2="http://schemas.microsoft.com/office/drawing/2015/10/21/chartex" xmlns:cx3="http://schemas.microsoft.com/office/drawing/2016/5/9/chartex" xmlns:cx4="http://schemas.microsoft.com/office/drawing/2016/5/10/chartex" xmlns:cx5="http://schemas.microsoft.com/office/drawing/2016/5/11/chartex" xmlns:cx6="http://schemas.microsoft.com/office/drawing/2016/5/12/chartex" xmlns:cx7="http://schemas.microsoft.com/office/drawing/2016/5/13/chartex" xmlns:cx8="http://schemas.microsoft.com/office/drawing/2016/5/14/chartex" xmlns:mc="http://schemas.openxmlformats.org/markup-compatibility/2006" xmlns:aink="http://schemas.microsoft.com/office/drawing/2016/ink" xmlns:am3d="http://schemas.microsoft.com/office/drawing/2017/model3d" xmlns:o="urn:schemas-microsoft-com:office:office" xmlns:r="http://schemas.openxmlformats.org/officeDocument/2006/relationships" xmlns:m="http://schemas.openxmlformats.org/officeDocument/2006/math" xmlns:v="urn:schemas-microsoft-com:vml" xmlns:wp14="http://schemas.microsoft.com/office/word/2010/wordprocessingDrawing" xmlns:wp="http://schemas.openxmlformats.org/drawingml/2006/wordprocessingDrawing" xmlns:w10="urn:schemas-microsoft-com:office:word" xmlns:w="http://schemas.openxmlformats.org/wordprocessingml/2006/main" xmlns:w14="http://schemas.microsoft.com/office/word/2010/wordml" xmlns:w15="http://schemas.microsoft.com/office/word/2012/wordml" xmlns:w16cid="http://schemas.microsoft.com/office/word/2016/wordml/cid" xmlns:w16se="http://schemas.microsoft.com/office/word/2015/wordml/symex" xmlns:wpg="http://schemas.microsoft.com/office/word/2010/wordprocessingGroup" xmlns:wpi="http://schemas.microsoft.com/office/word/2010/wordprocessingInk" xmlns:wne="http://schemas.microsoft.com/office/word/2006/wordml" xmlns:wps="http://schemas.microsoft.com/office/word/2010/wordprocessingShape" mc:Ignorable="w14 w15 w16se w16cid wp14">
   <w:footnote w:type="separator" w:id="-1">
     <w:p>
       <w:r>
@@ -776,7 +784,7 @@
 </file>
 
 <file path=word/numbering.xml><?xml version="1.0" encoding="utf-8"?>
-<w:numbering xmlns:wpc="http://schemas.microsoft.com/office/word/2010/wordprocessingCanvas" xmlns:cx="http://schemas.microsoft.com/office/drawing/2014/chartex" xmlns:cx1="http://schemas.microsoft.com/office/drawing/2015/9/8/chartex" xmlns:cx2="http://schemas.microsoft.com/office/drawing/2015/10/21/chartex" xmlns:cx3="http://schemas.microsoft.com/office/drawing/2016/5/9/chartex" xmlns:cx4="http://schemas.microsoft.com/office/drawing/2016/5/10/chartex" xmlns:cx5="http://schemas.microsoft.com/office/drawing/2016/5/11/chartex" xmlns:cx6="http://schemas.microsoft.com/office/drawing/2016/5/12/chartex" xmlns:cx7="http://schemas.microsoft.com/office/drawing/2016/5/13/chartex" xmlns:cx8="http://schemas.microsoft.com/office/drawing/2016/5/14/chartex" xmlns:mc="http://schemas.openxmlformats.org/markup-compatibility/2006" xmlns:aink="http://schemas.microsoft.com/office/drawing/2016/ink" xmlns:am3d="http://schemas.microsoft.com/office/drawing/2017/model3d" xmlns:o="urn:schemas-microsoft-com:office:office" xmlns:oel="http://schemas.microsoft.com/office/2019/extlst" xmlns:r="http://schemas.openxmlformats.org/officeDocument/2006/relationships" xmlns:m="http://schemas.openxmlformats.org/officeDocument/2006/math" xmlns:v="urn:schemas-microsoft-com:vml" xmlns:wp14="http://schemas.microsoft.com/office/word/2010/wordprocessingDrawing" xmlns:wp="http://schemas.openxmlformats.org/drawingml/2006/wordprocessingDrawing" xmlns:w10="urn:schemas-microsoft-com:office:word" xmlns:w="http://schemas.openxmlformats.org/wordprocessingml/2006/main" xmlns:w14="http://schemas.microsoft.com/office/word/2010/wordml" xmlns:w15="http://schemas.microsoft.com/office/word/2012/wordml" xmlns:w16cex="http://schemas.microsoft.com/office/word/2018/wordml/cex" xmlns:w16cid="http://schemas.microsoft.com/office/word/2016/wordml/cid" xmlns:w16="http://schemas.microsoft.com/office/word/2018/wordml" xmlns:w16du="http://schemas.microsoft.com/office/word/2023/wordml/word16du" xmlns:w16sdtdh="http://schemas.microsoft.com/office/word/2020/wordml/sdtdatahash" xmlns:w16sdtfl="http://schemas.microsoft.com/office/word/2024/wordml/sdtformatlock" xmlns:w16se="http://schemas.microsoft.com/office/word/2015/wordml/symex" xmlns:wpg="http://schemas.microsoft.com/office/word/2010/wordprocessingGroup" xmlns:wpi="http://schemas.microsoft.com/office/word/2010/wordprocessingInk" xmlns:wne="http://schemas.microsoft.com/office/word/2006/wordml" xmlns:wps="http://schemas.microsoft.com/office/word/2010/wordprocessingShape" mc:Ignorable="w14 w15 w16se w16cid w16 w16cex w16sdtdh w16sdtfl w16du wp14">
+<w:numbering xmlns:wpc="http://schemas.microsoft.com/office/word/2010/wordprocessingCanvas" xmlns:cx="http://schemas.microsoft.com/office/drawing/2014/chartex" xmlns:cx1="http://schemas.microsoft.com/office/drawing/2015/9/8/chartex" xmlns:cx2="http://schemas.microsoft.com/office/drawing/2015/10/21/chartex" xmlns:cx3="http://schemas.microsoft.com/office/drawing/2016/5/9/chartex" xmlns:cx4="http://schemas.microsoft.com/office/drawing/2016/5/10/chartex" xmlns:cx5="http://schemas.microsoft.com/office/drawing/2016/5/11/chartex" xmlns:cx6="http://schemas.microsoft.com/office/drawing/2016/5/12/chartex" xmlns:cx7="http://schemas.microsoft.com/office/drawing/2016/5/13/chartex" xmlns:cx8="http://schemas.microsoft.com/office/drawing/2016/5/14/chartex" xmlns:mc="http://schemas.openxmlformats.org/markup-compatibility/2006" xmlns:aink="http://schemas.microsoft.com/office/drawing/2016/ink" xmlns:am3d="http://schemas.microsoft.com/office/drawing/2017/model3d" xmlns:o="urn:schemas-microsoft-com:office:office" xmlns:r="http://schemas.openxmlformats.org/officeDocument/2006/relationships" xmlns:m="http://schemas.openxmlformats.org/officeDocument/2006/math" xmlns:v="urn:schemas-microsoft-com:vml" xmlns:wp14="http://schemas.microsoft.com/office/word/2010/wordprocessingDrawing" xmlns:wp="http://schemas.openxmlformats.org/drawingml/2006/wordprocessingDrawing" xmlns:w10="urn:schemas-microsoft-com:office:word" xmlns:w="http://schemas.openxmlformats.org/wordprocessingml/2006/main" xmlns:w14="http://schemas.microsoft.com/office/word/2010/wordml" xmlns:w15="http://schemas.microsoft.com/office/word/2012/wordml" xmlns:w16cid="http://schemas.microsoft.com/office/word/2016/wordml/cid" xmlns:w16se="http://schemas.microsoft.com/office/word/2015/wordml/symex" xmlns:wpg="http://schemas.microsoft.com/office/word/2010/wordprocessingGroup" xmlns:wpi="http://schemas.microsoft.com/office/word/2010/wordprocessingInk" xmlns:wne="http://schemas.microsoft.com/office/word/2006/wordml" xmlns:wps="http://schemas.microsoft.com/office/word/2010/wordprocessingShape" mc:Ignorable="w14 w15 w16se w16cid wp14">
   <w:abstractNum w:abstractNumId="0" w15:restartNumberingAfterBreak="0">
     <w:nsid w:val="35855BC1"/>
     <w:multiLevelType w:val="multilevel"/>
@@ -1681,35 +1689,35 @@
       </w:pPr>
     </w:lvl>
   </w:abstractNum>
-  <w:num w:numId="1" w16cid:durableId="1605723885">
+  <w:num w:numId="1">
     <w:abstractNumId w:val="2"/>
   </w:num>
-  <w:num w:numId="2" w16cid:durableId="1182552094">
+  <w:num w:numId="2">
     <w:abstractNumId w:val="3"/>
   </w:num>
-  <w:num w:numId="3" w16cid:durableId="317030279">
+  <w:num w:numId="3">
     <w:abstractNumId w:val="4"/>
   </w:num>
-  <w:num w:numId="4" w16cid:durableId="1378311760">
+  <w:num w:numId="4">
     <w:abstractNumId w:val="0"/>
   </w:num>
-  <w:num w:numId="5" w16cid:durableId="780759015">
+  <w:num w:numId="5">
     <w:abstractNumId w:val="7"/>
   </w:num>
-  <w:num w:numId="6" w16cid:durableId="793328102">
+  <w:num w:numId="6">
     <w:abstractNumId w:val="1"/>
   </w:num>
-  <w:num w:numId="7" w16cid:durableId="283579672">
+  <w:num w:numId="7">
     <w:abstractNumId w:val="6"/>
   </w:num>
-  <w:num w:numId="8" w16cid:durableId="1686635813">
+  <w:num w:numId="8">
     <w:abstractNumId w:val="5"/>
   </w:num>
 </w:numbering>
 </file>
 
 <file path=word/styles.xml><?xml version="1.0" encoding="utf-8"?>
-<w:styles xmlns:mc="http://schemas.openxmlformats.org/markup-compatibility/2006" xmlns:r="http://schemas.openxmlformats.org/officeDocument/2006/relationships" xmlns:w="http://schemas.openxmlformats.org/wordprocessingml/2006/main" xmlns:w14="http://schemas.microsoft.com/office/word/2010/wordml" xmlns:w15="http://schemas.microsoft.com/office/word/2012/wordml" xmlns:w16cex="http://schemas.microsoft.com/office/word/2018/wordml/cex" xmlns:w16cid="http://schemas.microsoft.com/office/word/2016/wordml/cid" xmlns:w16="http://schemas.microsoft.com/office/word/2018/wordml" xmlns:w16du="http://schemas.microsoft.com/office/word/2023/wordml/word16du" xmlns:w16sdtdh="http://schemas.microsoft.com/office/word/2020/wordml/sdtdatahash" xmlns:w16sdtfl="http://schemas.microsoft.com/office/word/2024/wordml/sdtformatlock" xmlns:w16se="http://schemas.microsoft.com/office/word/2015/wordml/symex" mc:Ignorable="w14 w15 w16se w16cid w16 w16cex w16sdtdh w16sdtfl w16du">
+<w:styles xmlns:mc="http://schemas.openxmlformats.org/markup-compatibility/2006" xmlns:r="http://schemas.openxmlformats.org/officeDocument/2006/relationships" xmlns:w="http://schemas.openxmlformats.org/wordprocessingml/2006/main" xmlns:w14="http://schemas.microsoft.com/office/word/2010/wordml" xmlns:w15="http://schemas.microsoft.com/office/word/2012/wordml" xmlns:w16cid="http://schemas.microsoft.com/office/word/2016/wordml/cid" xmlns:w16se="http://schemas.microsoft.com/office/word/2015/wordml/symex" mc:Ignorable="w14 w15 w16se w16cid">
   <w:docDefaults>
     <w:rPrDefault>
       <w:rPr>
@@ -1723,7 +1731,7 @@
     </w:rPrDefault>
     <w:pPrDefault/>
   </w:docDefaults>
-  <w:latentStyles w:defLockedState="0" w:defUIPriority="99" w:defSemiHidden="0" w:defUnhideWhenUsed="0" w:defQFormat="0" w:count="376">
+  <w:latentStyles w:defLockedState="0" w:defUIPriority="99" w:defSemiHidden="0" w:defUnhideWhenUsed="0" w:defQFormat="0" w:count="375">
     <w:lsdException w:name="Normal" w:uiPriority="0" w:qFormat="1"/>
     <w:lsdException w:name="heading 1" w:uiPriority="9" w:qFormat="1"/>
     <w:lsdException w:name="heading 2" w:semiHidden="1" w:uiPriority="9" w:unhideWhenUsed="1" w:qFormat="1"/>
@@ -2099,7 +2107,6 @@
     <w:lsdException w:name="Smart Hyperlink" w:semiHidden="1" w:unhideWhenUsed="1"/>
     <w:lsdException w:name="Hashtag" w:semiHidden="1" w:unhideWhenUsed="1"/>
     <w:lsdException w:name="Unresolved Mention" w:semiHidden="1" w:unhideWhenUsed="1"/>
-    <w:lsdException w:name="Smart Link" w:semiHidden="1" w:unhideWhenUsed="1"/>
   </w:latentStyles>
   <w:style w:type="paragraph" w:default="1" w:styleId="a">
     <w:name w:val="Normal"/>
@@ -2339,6 +2346,7 @@
   <w:style w:type="character" w:default="1" w:styleId="a0">
     <w:name w:val="Default Paragraph Font"/>
     <w:uiPriority w:val="1"/>
+    <w:semiHidden/>
     <w:unhideWhenUsed/>
   </w:style>
   <w:style w:type="table" w:default="1" w:styleId="a1">
